--- a/브라질 변호사/1부/1부_3화_상대편의_커피.docx
+++ b/브라질 변호사/1부/1부_3화_상대편의_커피.docx
@@ -62,7 +62,7 @@
           <w:i w:val="0"/>
           <w:sz w:val="22"/>
         </w:rPr>
-        <w:t>2015년 4월 19일 일요일부터 20일 월요일 밤까지, 타피라주 노바 카라자이. 2화에서 관용 협정이 서명된 지 약 3주 뒤. 하파는 열여덟 살에 장학생으로 상파울루에 간 뒤 처음으로 ‘일’ 때문에 고향에 돌아와, 프라두 그룹을 상대로 강마을 주민과 아루아칸 원주민 협회가 낸 수은 오염 배상 소송의 조정 기일(audiência de conciliação)에 선다. 머무는 곳은 부모 집이다.</w:t>
+        <w:t>2015년 4월 19일 일요일부터 20일 월요일 밤까지, 타피라주 노바 카라자이. 2화에서 관용 협정이 서명된 지 약 3주 뒤. 하파는 열여덟 살에 장학생으로 상파울루에 간 뒤 처음으로 ‘일’ 때문에 고향에 돌아와, 프라두 그룹을 상대로 강마을 주민과 아루아칸 원주민 협회가 낸 수은 오염 배상 소송의 조정 기일(audiência de conciliação)에 선다. 머무는 곳은 부모 집이다. 하파는 잊었지만 세베리누는 기억한다 — 열일곱 살 하파의 USP 장학금(생활비 장학) 추천서 두 통 가운데 하나에 서명한 사람이 그였다(10화에서 밝혀짐). 장면 3에서 그는 커피를 따르며 상대편이 알 법한 것보다 조금 더 안다는 기색만 비친다.</w:t>
       </w:r>
     </w:p>
     <w:p>
@@ -2411,6 +2411,114 @@
           <w:sz w:val="22"/>
         </w:rPr>
         <w:t>Leio tudo. É o único vício que o médico ainda não me proibiu.</w:t>
+      </w:r>
+    </w:p>
+    <w:p>
+      <w:pPr>
+        <w:spacing w:before="0" w:after="110" w:line="300" w:lineRule="auto"/>
+      </w:pPr>
+      <w:r>
+        <w:rPr>
+          <w:rFonts w:ascii="Times New Roman" w:hAnsi="Times New Roman" w:eastAsia="Malgun Gothic"/>
+          <w:b/>
+          <w:i w:val="0"/>
+          <w:sz w:val="22"/>
+        </w:rPr>
+        <w:t xml:space="preserve">Severino: </w:t>
+      </w:r>
+      <w:r>
+        <w:rPr>
+          <w:rFonts w:ascii="Times New Roman" w:hAnsi="Times New Roman" w:eastAsia="Malgun Gothic"/>
+          <w:b w:val="0"/>
+          <w:i/>
+          <w:color w:val="555555"/>
+          <w:sz w:val="22"/>
+        </w:rPr>
+        <w:t>(enche de novo a xícara dele, sem perguntar)</w:t>
+      </w:r>
+      <w:r>
+        <w:rPr>
+          <w:rFonts w:ascii="Times New Roman" w:hAnsi="Times New Roman" w:eastAsia="Malgun Gothic"/>
+          <w:b w:val="0"/>
+          <w:i w:val="0"/>
+          <w:sz w:val="22"/>
+        </w:rPr>
+        <w:t xml:space="preserve"> Coisa nova e coisa velha. O senhor escrevia melhor aos dezessete anos, sabia? Com menos vírgula e mais rio.</w:t>
+      </w:r>
+    </w:p>
+    <w:p>
+      <w:pPr>
+        <w:spacing w:before="0" w:after="110" w:line="300" w:lineRule="auto"/>
+      </w:pPr>
+      <w:r>
+        <w:rPr>
+          <w:rFonts w:ascii="Times New Roman" w:hAnsi="Times New Roman" w:eastAsia="Malgun Gothic"/>
+          <w:b/>
+          <w:i w:val="0"/>
+          <w:sz w:val="22"/>
+        </w:rPr>
+        <w:t xml:space="preserve">Rafa: </w:t>
+      </w:r>
+      <w:r>
+        <w:rPr>
+          <w:rFonts w:ascii="Times New Roman" w:hAnsi="Times New Roman" w:eastAsia="Malgun Gothic"/>
+          <w:b w:val="0"/>
+          <w:i/>
+          <w:color w:val="555555"/>
+          <w:sz w:val="22"/>
+        </w:rPr>
+        <w:t>(a xícara parada no ar)</w:t>
+      </w:r>
+      <w:r>
+        <w:rPr>
+          <w:rFonts w:ascii="Times New Roman" w:hAnsi="Times New Roman" w:eastAsia="Malgun Gothic"/>
+          <w:b w:val="0"/>
+          <w:i w:val="0"/>
+          <w:sz w:val="22"/>
+        </w:rPr>
+        <w:t xml:space="preserve"> Como o senhor sabe o que eu escrevia aos dezessete anos?</w:t>
+      </w:r>
+    </w:p>
+    <w:p>
+      <w:pPr>
+        <w:spacing w:before="0" w:after="110" w:line="300" w:lineRule="auto"/>
+      </w:pPr>
+      <w:r>
+        <w:rPr>
+          <w:rFonts w:ascii="Times New Roman" w:hAnsi="Times New Roman" w:eastAsia="Malgun Gothic"/>
+          <w:b/>
+          <w:i w:val="0"/>
+          <w:sz w:val="22"/>
+        </w:rPr>
+        <w:t xml:space="preserve">Severino: </w:t>
+      </w:r>
+      <w:r>
+        <w:rPr>
+          <w:rFonts w:ascii="Times New Roman" w:hAnsi="Times New Roman" w:eastAsia="Malgun Gothic"/>
+          <w:b w:val="0"/>
+          <w:i w:val="0"/>
+          <w:sz w:val="22"/>
+        </w:rPr>
+        <w:t xml:space="preserve">Cidade pequena, doutor. Os papéis ficam, as pessoas é que vão embora. </w:t>
+      </w:r>
+      <w:r>
+        <w:rPr>
+          <w:rFonts w:ascii="Times New Roman" w:hAnsi="Times New Roman" w:eastAsia="Malgun Gothic"/>
+          <w:b w:val="0"/>
+          <w:i/>
+          <w:color w:val="555555"/>
+          <w:sz w:val="22"/>
+        </w:rPr>
+        <w:t>(empurra o açucareiro)</w:t>
+      </w:r>
+      <w:r>
+        <w:rPr>
+          <w:rFonts w:ascii="Times New Roman" w:hAnsi="Times New Roman" w:eastAsia="Malgun Gothic"/>
+          <w:b w:val="0"/>
+          <w:i w:val="0"/>
+          <w:sz w:val="22"/>
+        </w:rPr>
+        <w:t xml:space="preserve"> Mais um pouco de açúcar?</w:t>
       </w:r>
     </w:p>
     <w:p>
